--- a/docs/AI実装講座_1対1版_カリキュラム設計書.docx
+++ b/docs/AI実装講座_1対1版_カリキュラム設計書.docx
@@ -1387,7 +1387,7 @@
                 <w:sz w:val="19"/>
                 <w:szCs w:val="19"/>
               </w:rPr>
-              <w:t xml:space="preserve">料金と時間の設計例</w:t>
+              <w:t xml:space="preserve">提供パターン</w:t>
             </w:r>
           </w:p>
         </w:tc>
@@ -1418,7 +1418,7 @@
                 <w:sz w:val="19"/>
                 <w:szCs w:val="19"/>
               </w:rPr>
-              <w:t xml:space="preserve">3つの提供パターンと単価の考え方</w:t>
+              <w:t xml:space="preserve">4つの提供パターンと、助成金を使う場合の要件</w:t>
             </w:r>
           </w:p>
         </w:tc>
@@ -1547,8 +1547,8 @@
       <w:pPr>
         <w:pBdr>
           <w:top w:val="single" w:color="FFE599" w:sz="2" w:space="4"/>
+          <w:left w:val="single" w:color="C00000" w:sz="18" w:space="6"/>
           <w:bottom w:val="single" w:color="FFE599" w:sz="2" w:space="4"/>
-          <w:left w:val="single" w:color="C00000" w:sz="18" w:space="6"/>
           <w:right w:val="single" w:color="FFE599" w:sz="2" w:space="4"/>
         </w:pBdr>
         <w:shd w:fill="FFF2CC" w:color="auto" w:val="clear"/>
@@ -1670,8 +1670,8 @@
       <w:pPr>
         <w:pBdr>
           <w:top w:val="single" w:color="FFE599" w:sz="2" w:space="4"/>
+          <w:left w:val="single" w:color="C00000" w:sz="18" w:space="6"/>
           <w:bottom w:val="single" w:color="FFE599" w:sz="2" w:space="4"/>
-          <w:left w:val="single" w:color="C00000" w:sz="18" w:space="6"/>
           <w:right w:val="single" w:color="FFE599" w:sz="2" w:space="4"/>
         </w:pBdr>
         <w:shd w:fill="FFF2CC" w:color="auto" w:val="clear"/>
@@ -2614,8 +2614,8 @@
       <w:pPr>
         <w:pBdr>
           <w:top w:val="single" w:color="FFE599" w:sz="2" w:space="4"/>
+          <w:left w:val="single" w:color="C00000" w:sz="18" w:space="6"/>
           <w:bottom w:val="single" w:color="FFE599" w:sz="2" w:space="4"/>
-          <w:left w:val="single" w:color="C00000" w:sz="18" w:space="6"/>
           <w:right w:val="single" w:color="FFE599" w:sz="2" w:space="4"/>
         </w:pBdr>
         <w:shd w:fill="FFF2CC" w:color="auto" w:val="clear"/>
@@ -5436,8 +5436,8 @@
       <w:pPr>
         <w:pBdr>
           <w:top w:val="single" w:color="FFE599" w:sz="2" w:space="4"/>
+          <w:left w:val="single" w:color="C00000" w:sz="18" w:space="6"/>
           <w:bottom w:val="single" w:color="FFE599" w:sz="2" w:space="4"/>
-          <w:left w:val="single" w:color="C00000" w:sz="18" w:space="6"/>
           <w:right w:val="single" w:color="FFE599" w:sz="2" w:space="4"/>
         </w:pBdr>
         <w:shd w:fill="FFF2CC" w:color="auto" w:val="clear"/>
@@ -6218,8 +6218,8 @@
       <w:pPr>
         <w:pBdr>
           <w:top w:val="single" w:color="FFE599" w:sz="2" w:space="4"/>
+          <w:left w:val="single" w:color="C00000" w:sz="18" w:space="6"/>
           <w:bottom w:val="single" w:color="FFE599" w:sz="2" w:space="4"/>
-          <w:left w:val="single" w:color="C00000" w:sz="18" w:space="6"/>
           <w:right w:val="single" w:color="FFE599" w:sz="2" w:space="4"/>
         </w:pBdr>
         <w:shd w:fill="FFF2CC" w:color="auto" w:val="clear"/>
@@ -7340,8 +7340,8 @@
       <w:pPr>
         <w:pBdr>
           <w:top w:val="single" w:color="FFE599" w:sz="2" w:space="4"/>
+          <w:left w:val="single" w:color="C00000" w:sz="18" w:space="6"/>
           <w:bottom w:val="single" w:color="FFE599" w:sz="2" w:space="4"/>
-          <w:left w:val="single" w:color="C00000" w:sz="18" w:space="6"/>
           <w:right w:val="single" w:color="FFE599" w:sz="2" w:space="4"/>
         </w:pBdr>
         <w:shd w:fill="FFF2CC" w:color="auto" w:val="clear"/>
@@ -8288,8 +8288,8 @@
       <w:pPr>
         <w:pBdr>
           <w:top w:val="single" w:color="FFE599" w:sz="2" w:space="4"/>
+          <w:left w:val="single" w:color="C00000" w:sz="18" w:space="6"/>
           <w:bottom w:val="single" w:color="FFE599" w:sz="2" w:space="4"/>
-          <w:left w:val="single" w:color="C00000" w:sz="18" w:space="6"/>
           <w:right w:val="single" w:color="FFE599" w:sz="2" w:space="4"/>
         </w:pBdr>
         <w:shd w:fill="FFF2CC" w:color="auto" w:val="clear"/>
@@ -9236,8 +9236,8 @@
       <w:pPr>
         <w:pBdr>
           <w:top w:val="single" w:color="FFE599" w:sz="2" w:space="4"/>
+          <w:left w:val="single" w:color="C00000" w:sz="18" w:space="6"/>
           <w:bottom w:val="single" w:color="FFE599" w:sz="2" w:space="4"/>
-          <w:left w:val="single" w:color="C00000" w:sz="18" w:space="6"/>
           <w:right w:val="single" w:color="FFE599" w:sz="2" w:space="4"/>
         </w:pBdr>
         <w:shd w:fill="FFF2CC" w:color="auto" w:val="clear"/>
@@ -10184,8 +10184,8 @@
       <w:pPr>
         <w:pBdr>
           <w:top w:val="single" w:color="FFE599" w:sz="2" w:space="4"/>
+          <w:left w:val="single" w:color="C00000" w:sz="18" w:space="6"/>
           <w:bottom w:val="single" w:color="FFE599" w:sz="2" w:space="4"/>
-          <w:left w:val="single" w:color="C00000" w:sz="18" w:space="6"/>
           <w:right w:val="single" w:color="FFE599" w:sz="2" w:space="4"/>
         </w:pBdr>
         <w:shd w:fill="FFF2CC" w:color="auto" w:val="clear"/>
@@ -11132,8 +11132,8 @@
       <w:pPr>
         <w:pBdr>
           <w:top w:val="single" w:color="FFE599" w:sz="2" w:space="4"/>
+          <w:left w:val="single" w:color="C00000" w:sz="18" w:space="6"/>
           <w:bottom w:val="single" w:color="FFE599" w:sz="2" w:space="4"/>
-          <w:left w:val="single" w:color="C00000" w:sz="18" w:space="6"/>
           <w:right w:val="single" w:color="FFE599" w:sz="2" w:space="4"/>
         </w:pBdr>
         <w:shd w:fill="FFF2CC" w:color="auto" w:val="clear"/>
@@ -12080,8 +12080,8 @@
       <w:pPr>
         <w:pBdr>
           <w:top w:val="single" w:color="FFE599" w:sz="2" w:space="4"/>
+          <w:left w:val="single" w:color="C00000" w:sz="18" w:space="6"/>
           <w:bottom w:val="single" w:color="FFE599" w:sz="2" w:space="4"/>
-          <w:left w:val="single" w:color="C00000" w:sz="18" w:space="6"/>
           <w:right w:val="single" w:color="FFE599" w:sz="2" w:space="4"/>
         </w:pBdr>
         <w:shd w:fill="FFF2CC" w:color="auto" w:val="clear"/>
@@ -12199,8 +12199,8 @@
       <w:pPr>
         <w:pBdr>
           <w:top w:val="single" w:color="BBD9D6" w:sz="2" w:space="4"/>
+          <w:left w:val="single" w:color="1F6F6B" w:sz="18" w:space="6"/>
           <w:bottom w:val="single" w:color="BBD9D6" w:sz="2" w:space="4"/>
-          <w:left w:val="single" w:color="1F6F6B" w:sz="18" w:space="6"/>
           <w:right w:val="single" w:color="BBD9D6" w:sz="2" w:space="4"/>
         </w:pBdr>
         <w:shd w:fill="E8F2F1" w:color="auto" w:val="clear"/>
@@ -13147,8 +13147,8 @@
       <w:pPr>
         <w:pBdr>
           <w:top w:val="single" w:color="FFE599" w:sz="2" w:space="4"/>
+          <w:left w:val="single" w:color="C00000" w:sz="18" w:space="6"/>
           <w:bottom w:val="single" w:color="FFE599" w:sz="2" w:space="4"/>
-          <w:left w:val="single" w:color="C00000" w:sz="18" w:space="6"/>
           <w:right w:val="single" w:color="FFE599" w:sz="2" w:space="4"/>
         </w:pBdr>
         <w:shd w:fill="FFF2CC" w:color="auto" w:val="clear"/>
@@ -13186,8 +13186,8 @@
       <w:pPr>
         <w:pBdr>
           <w:top w:val="single" w:color="BBD9D6" w:sz="2" w:space="4"/>
+          <w:left w:val="single" w:color="1F6F6B" w:sz="18" w:space="6"/>
           <w:bottom w:val="single" w:color="BBD9D6" w:sz="2" w:space="4"/>
-          <w:left w:val="single" w:color="1F6F6B" w:sz="18" w:space="6"/>
           <w:right w:val="single" w:color="BBD9D6" w:sz="2" w:space="4"/>
         </w:pBdr>
         <w:shd w:fill="E8F2F1" w:color="auto" w:val="clear"/>
@@ -14134,8 +14134,8 @@
       <w:pPr>
         <w:pBdr>
           <w:top w:val="single" w:color="FFE599" w:sz="2" w:space="4"/>
+          <w:left w:val="single" w:color="C00000" w:sz="18" w:space="6"/>
           <w:bottom w:val="single" w:color="FFE599" w:sz="2" w:space="4"/>
-          <w:left w:val="single" w:color="C00000" w:sz="18" w:space="6"/>
           <w:right w:val="single" w:color="FFE599" w:sz="2" w:space="4"/>
         </w:pBdr>
         <w:shd w:fill="FFF2CC" w:color="auto" w:val="clear"/>
@@ -14173,8 +14173,8 @@
       <w:pPr>
         <w:pBdr>
           <w:top w:val="single" w:color="BBD9D6" w:sz="2" w:space="4"/>
+          <w:left w:val="single" w:color="1F6F6B" w:sz="18" w:space="6"/>
           <w:bottom w:val="single" w:color="BBD9D6" w:sz="2" w:space="4"/>
-          <w:left w:val="single" w:color="1F6F6B" w:sz="18" w:space="6"/>
           <w:right w:val="single" w:color="BBD9D6" w:sz="2" w:space="4"/>
         </w:pBdr>
         <w:shd w:fill="E8F2F1" w:color="auto" w:val="clear"/>
@@ -15121,8 +15121,8 @@
       <w:pPr>
         <w:pBdr>
           <w:top w:val="single" w:color="FFE599" w:sz="2" w:space="4"/>
+          <w:left w:val="single" w:color="C00000" w:sz="18" w:space="6"/>
           <w:bottom w:val="single" w:color="FFE599" w:sz="2" w:space="4"/>
-          <w:left w:val="single" w:color="C00000" w:sz="18" w:space="6"/>
           <w:right w:val="single" w:color="FFE599" w:sz="2" w:space="4"/>
         </w:pBdr>
         <w:shd w:fill="FFF2CC" w:color="auto" w:val="clear"/>
@@ -15160,8 +15160,8 @@
       <w:pPr>
         <w:pBdr>
           <w:top w:val="single" w:color="BBD9D6" w:sz="2" w:space="4"/>
+          <w:left w:val="single" w:color="1F6F6B" w:sz="18" w:space="6"/>
           <w:bottom w:val="single" w:color="BBD9D6" w:sz="2" w:space="4"/>
-          <w:left w:val="single" w:color="1F6F6B" w:sz="18" w:space="6"/>
           <w:right w:val="single" w:color="BBD9D6" w:sz="2" w:space="4"/>
         </w:pBdr>
         <w:shd w:fill="E8F2F1" w:color="auto" w:val="clear"/>
@@ -16108,8 +16108,8 @@
       <w:pPr>
         <w:pBdr>
           <w:top w:val="single" w:color="FFE599" w:sz="2" w:space="4"/>
+          <w:left w:val="single" w:color="C00000" w:sz="18" w:space="6"/>
           <w:bottom w:val="single" w:color="FFE599" w:sz="2" w:space="4"/>
-          <w:left w:val="single" w:color="C00000" w:sz="18" w:space="6"/>
           <w:right w:val="single" w:color="FFE599" w:sz="2" w:space="4"/>
         </w:pBdr>
         <w:shd w:fill="FFF2CC" w:color="auto" w:val="clear"/>
@@ -16147,8 +16147,8 @@
       <w:pPr>
         <w:pBdr>
           <w:top w:val="single" w:color="BBD9D6" w:sz="2" w:space="4"/>
+          <w:left w:val="single" w:color="1F6F6B" w:sz="18" w:space="6"/>
           <w:bottom w:val="single" w:color="BBD9D6" w:sz="2" w:space="4"/>
-          <w:left w:val="single" w:color="1F6F6B" w:sz="18" w:space="6"/>
           <w:right w:val="single" w:color="BBD9D6" w:sz="2" w:space="4"/>
         </w:pBdr>
         <w:shd w:fill="E8F2F1" w:color="auto" w:val="clear"/>
@@ -17095,8 +17095,8 @@
       <w:pPr>
         <w:pBdr>
           <w:top w:val="single" w:color="FFE599" w:sz="2" w:space="4"/>
+          <w:left w:val="single" w:color="C00000" w:sz="18" w:space="6"/>
           <w:bottom w:val="single" w:color="FFE599" w:sz="2" w:space="4"/>
-          <w:left w:val="single" w:color="C00000" w:sz="18" w:space="6"/>
           <w:right w:val="single" w:color="FFE599" w:sz="2" w:space="4"/>
         </w:pBdr>
         <w:shd w:fill="FFF2CC" w:color="auto" w:val="clear"/>
@@ -17134,8 +17134,8 @@
       <w:pPr>
         <w:pBdr>
           <w:top w:val="single" w:color="BBD9D6" w:sz="2" w:space="4"/>
+          <w:left w:val="single" w:color="1F6F6B" w:sz="18" w:space="6"/>
           <w:bottom w:val="single" w:color="BBD9D6" w:sz="2" w:space="4"/>
-          <w:left w:val="single" w:color="1F6F6B" w:sz="18" w:space="6"/>
           <w:right w:val="single" w:color="BBD9D6" w:sz="2" w:space="4"/>
         </w:pBdr>
         <w:shd w:fill="E8F2F1" w:color="auto" w:val="clear"/>
@@ -18082,8 +18082,8 @@
       <w:pPr>
         <w:pBdr>
           <w:top w:val="single" w:color="FFE599" w:sz="2" w:space="4"/>
+          <w:left w:val="single" w:color="C00000" w:sz="18" w:space="6"/>
           <w:bottom w:val="single" w:color="FFE599" w:sz="2" w:space="4"/>
-          <w:left w:val="single" w:color="C00000" w:sz="18" w:space="6"/>
           <w:right w:val="single" w:color="FFE599" w:sz="2" w:space="4"/>
         </w:pBdr>
         <w:shd w:fill="FFF2CC" w:color="auto" w:val="clear"/>
@@ -18121,8 +18121,8 @@
       <w:pPr>
         <w:pBdr>
           <w:top w:val="single" w:color="BBD9D6" w:sz="2" w:space="4"/>
+          <w:left w:val="single" w:color="1F6F6B" w:sz="18" w:space="6"/>
           <w:bottom w:val="single" w:color="BBD9D6" w:sz="2" w:space="4"/>
-          <w:left w:val="single" w:color="1F6F6B" w:sz="18" w:space="6"/>
           <w:right w:val="single" w:color="BBD9D6" w:sz="2" w:space="4"/>
         </w:pBdr>
         <w:shd w:fill="E8F2F1" w:color="auto" w:val="clear"/>
@@ -18994,7 +18994,7 @@
           <w:sz w:val="28"/>
           <w:szCs w:val="28"/>
         </w:rPr>
-        <w:t xml:space="preserve">7.　料金と時間の設計例</w:t>
+        <w:t xml:space="preserve">7.　提供パターン</w:t>
       </w:r>
     </w:p>
     <w:p>
@@ -19012,7 +19012,7 @@
           <w:sz w:val="21"/>
           <w:szCs w:val="21"/>
         </w:rPr>
-        <w:t xml:space="preserve">1対1は講師の時間を直接売る形になるため、準備時間と非同期対応の時間を単価に織り込む必要がある。120分の講義に対し、準備・録画共有・質問対応で実際には40〜70分がかかる。</w:t>
+        <w:t xml:space="preserve">基礎編だけで完結させることも、通しで受講することもできる。途中で通しに切り替えることもできるため、まず基礎編から始める判断で問題ない。</w:t>
       </w:r>
     </w:p>
     <w:p>
@@ -19046,10 +19046,9 @@
         </w:tblBorders>
       </w:tblPr>
       <w:tblGrid>
+        <w:gridCol w:w="2400"/>
         <w:gridCol w:w="2000"/>
-        <w:gridCol w:w="1600"/>
-        <w:gridCol w:w="2400"/>
-        <w:gridCol w:w="2800"/>
+        <w:gridCol w:w="4400"/>
       </w:tblGrid>
       <w:tr>
         <w:trPr>
@@ -19058,7 +19057,7 @@
         </w:trPr>
         <w:tc>
           <w:tcPr>
-            <w:tcW w:type="dxa" w:w="2000"/>
+            <w:tcW w:type="dxa" w:w="2400"/>
             <w:shd w:fill="1F3864" w:color="auto" w:val="clear"/>
             <w:tcMar>
               <w:top w:type="dxa" w:w="70"/>
@@ -19090,7 +19089,7 @@
         </w:tc>
         <w:tc>
           <w:tcPr>
-            <w:tcW w:type="dxa" w:w="1600"/>
+            <w:tcW w:type="dxa" w:w="2000"/>
             <w:shd w:fill="1F3864" w:color="auto" w:val="clear"/>
             <w:tcMar>
               <w:top w:type="dxa" w:w="70"/>
@@ -19122,39 +19121,7 @@
         </w:tc>
         <w:tc>
           <w:tcPr>
-            <w:tcW w:type="dxa" w:w="2400"/>
-            <w:shd w:fill="1F3864" w:color="auto" w:val="clear"/>
-            <w:tcMar>
-              <w:top w:type="dxa" w:w="70"/>
-              <w:left w:type="dxa" w:w="100"/>
-              <w:bottom w:type="dxa" w:w="70"/>
-              <w:right w:type="dxa" w:w="100"/>
-            </w:tcMar>
-            <w:vAlign w:val="center"/>
-          </w:tcPr>
-          <w:p>
-            <w:pPr>
-              <w:spacing w:after="0" w:line="252"/>
-              <w:jc w:val="center"/>
-            </w:pPr>
-            <w:r>
-              <w:rPr>
-                <w:rFonts w:ascii="Yu Gothic" w:cs="Yu Gothic" w:eastAsia="Yu Gothic" w:hAnsi="Yu Gothic"/>
-                <w:b/>
-                <w:bCs/>
-                <w:i w:val="false"/>
-                <w:iCs w:val="false"/>
-                <w:color w:val="FFFFFF"/>
-                <w:sz w:val="19"/>
-                <w:szCs w:val="19"/>
-              </w:rPr>
-              <w:t xml:space="preserve">講師の実働（目安）</w:t>
-            </w:r>
-          </w:p>
-        </w:tc>
-        <w:tc>
-          <w:tcPr>
-            <w:tcW w:type="dxa" w:w="2800"/>
+            <w:tcW w:type="dxa" w:w="4400"/>
             <w:shd w:fill="1F3864" w:color="auto" w:val="clear"/>
             <w:tcMar>
               <w:top w:type="dxa" w:w="70"/>
@@ -19191,6 +19158,37 @@
         </w:trPr>
         <w:tc>
           <w:tcPr>
+            <w:tcW w:type="dxa" w:w="2400"/>
+            <w:tcMar>
+              <w:top w:type="dxa" w:w="70"/>
+              <w:left w:type="dxa" w:w="100"/>
+              <w:bottom w:type="dxa" w:w="70"/>
+              <w:right w:type="dxa" w:w="100"/>
+            </w:tcMar>
+            <w:vAlign w:val="center"/>
+          </w:tcPr>
+          <w:p>
+            <w:pPr>
+              <w:spacing w:after="0" w:line="252"/>
+              <w:jc w:val="left"/>
+            </w:pPr>
+            <w:r>
+              <w:rPr>
+                <w:rFonts w:ascii="Yu Gothic" w:cs="Yu Gothic" w:eastAsia="Yu Gothic" w:hAnsi="Yu Gothic"/>
+                <w:b w:val="false"/>
+                <w:bCs w:val="false"/>
+                <w:i w:val="false"/>
+                <w:iCs w:val="false"/>
+                <w:color w:val="000000"/>
+                <w:sz w:val="18"/>
+                <w:szCs w:val="18"/>
+              </w:rPr>
+              <w:t xml:space="preserve">基礎編のみ</w:t>
+            </w:r>
+          </w:p>
+        </w:tc>
+        <w:tc>
+          <w:tcPr>
             <w:tcW w:type="dxa" w:w="2000"/>
             <w:tcMar>
               <w:top w:type="dxa" w:w="70"/>
@@ -19203,37 +19201,6 @@
           <w:p>
             <w:pPr>
               <w:spacing w:after="0" w:line="252"/>
-              <w:jc w:val="left"/>
-            </w:pPr>
-            <w:r>
-              <w:rPr>
-                <w:rFonts w:ascii="Yu Gothic" w:cs="Yu Gothic" w:eastAsia="Yu Gothic" w:hAnsi="Yu Gothic"/>
-                <w:b w:val="false"/>
-                <w:bCs w:val="false"/>
-                <w:i w:val="false"/>
-                <w:iCs w:val="false"/>
-                <w:color w:val="000000"/>
-                <w:sz w:val="18"/>
-                <w:szCs w:val="18"/>
-              </w:rPr>
-              <w:t xml:space="preserve">基礎編のみ</w:t>
-            </w:r>
-          </w:p>
-        </w:tc>
-        <w:tc>
-          <w:tcPr>
-            <w:tcW w:type="dxa" w:w="1600"/>
-            <w:tcMar>
-              <w:top w:type="dxa" w:w="70"/>
-              <w:left w:type="dxa" w:w="100"/>
-              <w:bottom w:type="dxa" w:w="70"/>
-              <w:right w:type="dxa" w:w="100"/>
-            </w:tcMar>
-            <w:vAlign w:val="center"/>
-          </w:tcPr>
-          <w:p>
-            <w:pPr>
-              <w:spacing w:after="0" w:line="252"/>
               <w:jc w:val="center"/>
             </w:pPr>
             <w:r>
@@ -19253,63 +19220,32 @@
         </w:tc>
         <w:tc>
           <w:tcPr>
-            <w:tcW w:type="dxa" w:w="2400"/>
-            <w:tcMar>
-              <w:top w:type="dxa" w:w="70"/>
-              <w:left w:type="dxa" w:w="100"/>
-              <w:bottom w:type="dxa" w:w="70"/>
-              <w:right w:type="dxa" w:w="100"/>
-            </w:tcMar>
-            <w:vAlign w:val="center"/>
-          </w:tcPr>
-          <w:p>
-            <w:pPr>
-              <w:spacing w:after="0" w:line="252"/>
-              <w:jc w:val="center"/>
-            </w:pPr>
-            <w:r>
-              <w:rPr>
-                <w:rFonts w:ascii="Yu Gothic" w:cs="Yu Gothic" w:eastAsia="Yu Gothic" w:hAnsi="Yu Gothic"/>
-                <w:b w:val="false"/>
-                <w:bCs w:val="false"/>
-                <w:i w:val="false"/>
-                <w:iCs w:val="false"/>
-                <w:color w:val="000000"/>
-                <w:sz w:val="18"/>
-                <w:szCs w:val="18"/>
-              </w:rPr>
-              <w:t xml:space="preserve">1回あたり2.5〜3時間</w:t>
-            </w:r>
-          </w:p>
-        </w:tc>
-        <w:tc>
-          <w:tcPr>
-            <w:tcW w:type="dxa" w:w="2800"/>
-            <w:tcMar>
-              <w:top w:type="dxa" w:w="70"/>
-              <w:left w:type="dxa" w:w="100"/>
-              <w:bottom w:type="dxa" w:w="70"/>
-              <w:right w:type="dxa" w:w="100"/>
-            </w:tcMar>
-            <w:vAlign w:val="center"/>
-          </w:tcPr>
-          <w:p>
-            <w:pPr>
-              <w:spacing w:after="0" w:line="252"/>
-              <w:jc w:val="left"/>
-            </w:pPr>
-            <w:r>
-              <w:rPr>
-                <w:rFonts w:ascii="Yu Gothic" w:cs="Yu Gothic" w:eastAsia="Yu Gothic" w:hAnsi="Yu Gothic"/>
-                <w:b w:val="false"/>
-                <w:bCs w:val="false"/>
-                <w:i w:val="false"/>
-                <w:iCs w:val="false"/>
-                <w:color w:val="000000"/>
-                <w:sz w:val="18"/>
-                <w:szCs w:val="18"/>
-              </w:rPr>
-              <w:t xml:space="preserve">まず試したい／予算を抑えたい</w:t>
+            <w:tcW w:type="dxa" w:w="4400"/>
+            <w:tcMar>
+              <w:top w:type="dxa" w:w="70"/>
+              <w:left w:type="dxa" w:w="100"/>
+              <w:bottom w:type="dxa" w:w="70"/>
+              <w:right w:type="dxa" w:w="100"/>
+            </w:tcMar>
+            <w:vAlign w:val="center"/>
+          </w:tcPr>
+          <w:p>
+            <w:pPr>
+              <w:spacing w:after="0" w:line="252"/>
+              <w:jc w:val="left"/>
+            </w:pPr>
+            <w:r>
+              <w:rPr>
+                <w:rFonts w:ascii="Yu Gothic" w:cs="Yu Gothic" w:eastAsia="Yu Gothic" w:hAnsi="Yu Gothic"/>
+                <w:b w:val="false"/>
+                <w:bCs w:val="false"/>
+                <w:i w:val="false"/>
+                <w:iCs w:val="false"/>
+                <w:color w:val="000000"/>
+                <w:sz w:val="18"/>
+                <w:szCs w:val="18"/>
+              </w:rPr>
+              <w:t xml:space="preserve">まず試したい／自社に合うかを確かめたい</w:t>
             </w:r>
           </w:p>
         </w:tc>
@@ -19320,6 +19256,38 @@
         </w:trPr>
         <w:tc>
           <w:tcPr>
+            <w:tcW w:type="dxa" w:w="2400"/>
+            <w:shd w:fill="F2F2F2" w:color="auto" w:val="clear"/>
+            <w:tcMar>
+              <w:top w:type="dxa" w:w="70"/>
+              <w:left w:type="dxa" w:w="100"/>
+              <w:bottom w:type="dxa" w:w="70"/>
+              <w:right w:type="dxa" w:w="100"/>
+            </w:tcMar>
+            <w:vAlign w:val="center"/>
+          </w:tcPr>
+          <w:p>
+            <w:pPr>
+              <w:spacing w:after="0" w:line="252"/>
+              <w:jc w:val="left"/>
+            </w:pPr>
+            <w:r>
+              <w:rPr>
+                <w:rFonts w:ascii="Yu Gothic" w:cs="Yu Gothic" w:eastAsia="Yu Gothic" w:hAnsi="Yu Gothic"/>
+                <w:b w:val="false"/>
+                <w:bCs w:val="false"/>
+                <w:i w:val="false"/>
+                <w:iCs w:val="false"/>
+                <w:color w:val="000000"/>
+                <w:sz w:val="18"/>
+                <w:szCs w:val="18"/>
+              </w:rPr>
+              <w:t xml:space="preserve">基礎編＋上級2回</w:t>
+            </w:r>
+          </w:p>
+        </w:tc>
+        <w:tc>
+          <w:tcPr>
             <w:tcW w:type="dxa" w:w="2000"/>
             <w:shd w:fill="F2F2F2" w:color="auto" w:val="clear"/>
             <w:tcMar>
@@ -19333,26 +19301,26 @@
           <w:p>
             <w:pPr>
               <w:spacing w:after="0" w:line="252"/>
-              <w:jc w:val="left"/>
-            </w:pPr>
-            <w:r>
-              <w:rPr>
-                <w:rFonts w:ascii="Yu Gothic" w:cs="Yu Gothic" w:eastAsia="Yu Gothic" w:hAnsi="Yu Gothic"/>
-                <w:b w:val="false"/>
-                <w:bCs w:val="false"/>
-                <w:i w:val="false"/>
-                <w:iCs w:val="false"/>
-                <w:color w:val="000000"/>
-                <w:sz w:val="18"/>
-                <w:szCs w:val="18"/>
-              </w:rPr>
-              <w:t xml:space="preserve">基礎編＋上級2回</w:t>
-            </w:r>
-          </w:p>
-        </w:tc>
-        <w:tc>
-          <w:tcPr>
-            <w:tcW w:type="dxa" w:w="1600"/>
+              <w:jc w:val="center"/>
+            </w:pPr>
+            <w:r>
+              <w:rPr>
+                <w:rFonts w:ascii="Yu Gothic" w:cs="Yu Gothic" w:eastAsia="Yu Gothic" w:hAnsi="Yu Gothic"/>
+                <w:b w:val="false"/>
+                <w:bCs w:val="false"/>
+                <w:i w:val="false"/>
+                <w:iCs w:val="false"/>
+                <w:color w:val="000000"/>
+                <w:sz w:val="18"/>
+                <w:szCs w:val="18"/>
+              </w:rPr>
+              <w:t xml:space="preserve">全8回・16時間</w:t>
+            </w:r>
+          </w:p>
+        </w:tc>
+        <w:tc>
+          <w:tcPr>
+            <w:tcW w:type="dxa" w:w="4400"/>
             <w:shd w:fill="F2F2F2" w:color="auto" w:val="clear"/>
             <w:tcMar>
               <w:top w:type="dxa" w:w="70"/>
@@ -19365,84 +19333,20 @@
           <w:p>
             <w:pPr>
               <w:spacing w:after="0" w:line="252"/>
-              <w:jc w:val="center"/>
-            </w:pPr>
-            <w:r>
-              <w:rPr>
-                <w:rFonts w:ascii="Yu Gothic" w:cs="Yu Gothic" w:eastAsia="Yu Gothic" w:hAnsi="Yu Gothic"/>
-                <w:b w:val="false"/>
-                <w:bCs w:val="false"/>
-                <w:i w:val="false"/>
-                <w:iCs w:val="false"/>
-                <w:color w:val="000000"/>
-                <w:sz w:val="18"/>
-                <w:szCs w:val="18"/>
-              </w:rPr>
-              <w:t xml:space="preserve">全8回・16時間</w:t>
-            </w:r>
-          </w:p>
-        </w:tc>
-        <w:tc>
-          <w:tcPr>
-            <w:tcW w:type="dxa" w:w="2400"/>
-            <w:shd w:fill="F2F2F2" w:color="auto" w:val="clear"/>
-            <w:tcMar>
-              <w:top w:type="dxa" w:w="70"/>
-              <w:left w:type="dxa" w:w="100"/>
-              <w:bottom w:type="dxa" w:w="70"/>
-              <w:right w:type="dxa" w:w="100"/>
-            </w:tcMar>
-            <w:vAlign w:val="center"/>
-          </w:tcPr>
-          <w:p>
-            <w:pPr>
-              <w:spacing w:after="0" w:line="252"/>
-              <w:jc w:val="center"/>
-            </w:pPr>
-            <w:r>
-              <w:rPr>
-                <w:rFonts w:ascii="Yu Gothic" w:cs="Yu Gothic" w:eastAsia="Yu Gothic" w:hAnsi="Yu Gothic"/>
-                <w:b w:val="false"/>
-                <w:bCs w:val="false"/>
-                <w:i w:val="false"/>
-                <w:iCs w:val="false"/>
-                <w:color w:val="000000"/>
-                <w:sz w:val="18"/>
-                <w:szCs w:val="18"/>
-              </w:rPr>
-              <w:t xml:space="preserve">1回あたり2.5〜3時間</w:t>
-            </w:r>
-          </w:p>
-        </w:tc>
-        <w:tc>
-          <w:tcPr>
-            <w:tcW w:type="dxa" w:w="2800"/>
-            <w:shd w:fill="F2F2F2" w:color="auto" w:val="clear"/>
-            <w:tcMar>
-              <w:top w:type="dxa" w:w="70"/>
-              <w:left w:type="dxa" w:w="100"/>
-              <w:bottom w:type="dxa" w:w="70"/>
-              <w:right w:type="dxa" w:w="100"/>
-            </w:tcMar>
-            <w:vAlign w:val="center"/>
-          </w:tcPr>
-          <w:p>
-            <w:pPr>
-              <w:spacing w:after="0" w:line="252"/>
-              <w:jc w:val="left"/>
-            </w:pPr>
-            <w:r>
-              <w:rPr>
-                <w:rFonts w:ascii="Yu Gothic" w:cs="Yu Gothic" w:eastAsia="Yu Gothic" w:hAnsi="Yu Gothic"/>
-                <w:b w:val="false"/>
-                <w:bCs w:val="false"/>
-                <w:i w:val="false"/>
-                <w:iCs w:val="false"/>
-                <w:color w:val="000000"/>
-                <w:sz w:val="18"/>
-                <w:szCs w:val="18"/>
-              </w:rPr>
-              <w:t xml:space="preserve">上級の入口まで見たい</w:t>
+              <w:jc w:val="left"/>
+            </w:pPr>
+            <w:r>
+              <w:rPr>
+                <w:rFonts w:ascii="Yu Gothic" w:cs="Yu Gothic" w:eastAsia="Yu Gothic" w:hAnsi="Yu Gothic"/>
+                <w:b w:val="false"/>
+                <w:bCs w:val="false"/>
+                <w:i w:val="false"/>
+                <w:iCs w:val="false"/>
+                <w:color w:val="000000"/>
+                <w:sz w:val="18"/>
+                <w:szCs w:val="18"/>
+              </w:rPr>
+              <w:t xml:space="preserve">上級編の入口まで見ておきたい</w:t>
             </w:r>
           </w:p>
         </w:tc>
@@ -19453,6 +19357,37 @@
         </w:trPr>
         <w:tc>
           <w:tcPr>
+            <w:tcW w:type="dxa" w:w="2400"/>
+            <w:tcMar>
+              <w:top w:type="dxa" w:w="70"/>
+              <w:left w:type="dxa" w:w="100"/>
+              <w:bottom w:type="dxa" w:w="70"/>
+              <w:right w:type="dxa" w:w="100"/>
+            </w:tcMar>
+            <w:vAlign w:val="center"/>
+          </w:tcPr>
+          <w:p>
+            <w:pPr>
+              <w:spacing w:after="0" w:line="252"/>
+              <w:jc w:val="left"/>
+            </w:pPr>
+            <w:r>
+              <w:rPr>
+                <w:rFonts w:ascii="Yu Gothic" w:cs="Yu Gothic" w:eastAsia="Yu Gothic" w:hAnsi="Yu Gothic"/>
+                <w:b w:val="false"/>
+                <w:bCs w:val="false"/>
+                <w:i w:val="false"/>
+                <w:iCs w:val="false"/>
+                <w:color w:val="000000"/>
+                <w:sz w:val="18"/>
+                <w:szCs w:val="18"/>
+              </w:rPr>
+              <w:t xml:space="preserve">通し全12回</w:t>
+            </w:r>
+          </w:p>
+        </w:tc>
+        <w:tc>
+          <w:tcPr>
             <w:tcW w:type="dxa" w:w="2000"/>
             <w:tcMar>
               <w:top w:type="dxa" w:w="70"/>
@@ -19465,37 +19400,6 @@
           <w:p>
             <w:pPr>
               <w:spacing w:after="0" w:line="252"/>
-              <w:jc w:val="left"/>
-            </w:pPr>
-            <w:r>
-              <w:rPr>
-                <w:rFonts w:ascii="Yu Gothic" w:cs="Yu Gothic" w:eastAsia="Yu Gothic" w:hAnsi="Yu Gothic"/>
-                <w:b w:val="false"/>
-                <w:bCs w:val="false"/>
-                <w:i w:val="false"/>
-                <w:iCs w:val="false"/>
-                <w:color w:val="000000"/>
-                <w:sz w:val="18"/>
-                <w:szCs w:val="18"/>
-              </w:rPr>
-              <w:t xml:space="preserve">通し全12回</w:t>
-            </w:r>
-          </w:p>
-        </w:tc>
-        <w:tc>
-          <w:tcPr>
-            <w:tcW w:type="dxa" w:w="1600"/>
-            <w:tcMar>
-              <w:top w:type="dxa" w:w="70"/>
-              <w:left w:type="dxa" w:w="100"/>
-              <w:bottom w:type="dxa" w:w="70"/>
-              <w:right w:type="dxa" w:w="100"/>
-            </w:tcMar>
-            <w:vAlign w:val="center"/>
-          </w:tcPr>
-          <w:p>
-            <w:pPr>
-              <w:spacing w:after="0" w:line="252"/>
               <w:jc w:val="center"/>
             </w:pPr>
             <w:r>
@@ -19515,63 +19419,32 @@
         </w:tc>
         <w:tc>
           <w:tcPr>
-            <w:tcW w:type="dxa" w:w="2400"/>
-            <w:tcMar>
-              <w:top w:type="dxa" w:w="70"/>
-              <w:left w:type="dxa" w:w="100"/>
-              <w:bottom w:type="dxa" w:w="70"/>
-              <w:right w:type="dxa" w:w="100"/>
-            </w:tcMar>
-            <w:vAlign w:val="center"/>
-          </w:tcPr>
-          <w:p>
-            <w:pPr>
-              <w:spacing w:after="0" w:line="252"/>
-              <w:jc w:val="center"/>
-            </w:pPr>
-            <w:r>
-              <w:rPr>
-                <w:rFonts w:ascii="Yu Gothic" w:cs="Yu Gothic" w:eastAsia="Yu Gothic" w:hAnsi="Yu Gothic"/>
-                <w:b w:val="false"/>
-                <w:bCs w:val="false"/>
-                <w:i w:val="false"/>
-                <w:iCs w:val="false"/>
-                <w:color w:val="000000"/>
-                <w:sz w:val="18"/>
-                <w:szCs w:val="18"/>
-              </w:rPr>
-              <w:t xml:space="preserve">1回あたり2.5〜3時間</w:t>
-            </w:r>
-          </w:p>
-        </w:tc>
-        <w:tc>
-          <w:tcPr>
-            <w:tcW w:type="dxa" w:w="2800"/>
-            <w:tcMar>
-              <w:top w:type="dxa" w:w="70"/>
-              <w:left w:type="dxa" w:w="100"/>
-              <w:bottom w:type="dxa" w:w="70"/>
-              <w:right w:type="dxa" w:w="100"/>
-            </w:tcMar>
-            <w:vAlign w:val="center"/>
-          </w:tcPr>
-          <w:p>
-            <w:pPr>
-              <w:spacing w:after="0" w:line="252"/>
-              <w:jc w:val="left"/>
-            </w:pPr>
-            <w:r>
-              <w:rPr>
-                <w:rFonts w:ascii="Yu Gothic" w:cs="Yu Gothic" w:eastAsia="Yu Gothic" w:hAnsi="Yu Gothic"/>
-                <w:b w:val="false"/>
-                <w:bCs w:val="false"/>
-                <w:i w:val="false"/>
-                <w:iCs w:val="false"/>
-                <w:color w:val="000000"/>
-                <w:sz w:val="18"/>
-                <w:szCs w:val="18"/>
-              </w:rPr>
-              <w:t xml:space="preserve">腰を据えて仕組みまで作りたい</w:t>
+            <w:tcW w:type="dxa" w:w="4400"/>
+            <w:tcMar>
+              <w:top w:type="dxa" w:w="70"/>
+              <w:left w:type="dxa" w:w="100"/>
+              <w:bottom w:type="dxa" w:w="70"/>
+              <w:right w:type="dxa" w:w="100"/>
+            </w:tcMar>
+            <w:vAlign w:val="center"/>
+          </w:tcPr>
+          <w:p>
+            <w:pPr>
+              <w:spacing w:after="0" w:line="252"/>
+              <w:jc w:val="left"/>
+            </w:pPr>
+            <w:r>
+              <w:rPr>
+                <w:rFonts w:ascii="Yu Gothic" w:cs="Yu Gothic" w:eastAsia="Yu Gothic" w:hAnsi="Yu Gothic"/>
+                <w:b w:val="false"/>
+                <w:bCs w:val="false"/>
+                <w:i w:val="false"/>
+                <w:iCs w:val="false"/>
+                <w:color w:val="000000"/>
+                <w:sz w:val="18"/>
+                <w:szCs w:val="18"/>
+              </w:rPr>
+              <w:t xml:space="preserve">腰を据えて、社内で回る仕組みまで作りたい</w:t>
             </w:r>
           </w:p>
         </w:tc>
@@ -19582,6 +19455,38 @@
         </w:trPr>
         <w:tc>
           <w:tcPr>
+            <w:tcW w:type="dxa" w:w="2400"/>
+            <w:shd w:fill="F2F2F2" w:color="auto" w:val="clear"/>
+            <w:tcMar>
+              <w:top w:type="dxa" w:w="70"/>
+              <w:left w:type="dxa" w:w="100"/>
+              <w:bottom w:type="dxa" w:w="70"/>
+              <w:right w:type="dxa" w:w="100"/>
+            </w:tcMar>
+            <w:vAlign w:val="center"/>
+          </w:tcPr>
+          <w:p>
+            <w:pPr>
+              <w:spacing w:after="0" w:line="252"/>
+              <w:jc w:val="left"/>
+            </w:pPr>
+            <w:r>
+              <w:rPr>
+                <w:rFonts w:ascii="Yu Gothic" w:cs="Yu Gothic" w:eastAsia="Yu Gothic" w:hAnsi="Yu Gothic"/>
+                <w:b w:val="false"/>
+                <w:bCs w:val="false"/>
+                <w:i w:val="false"/>
+                <w:iCs w:val="false"/>
+                <w:color w:val="000000"/>
+                <w:sz w:val="18"/>
+                <w:szCs w:val="18"/>
+              </w:rPr>
+              <w:t xml:space="preserve">継続伴走</w:t>
+            </w:r>
+          </w:p>
+        </w:tc>
+        <w:tc>
+          <w:tcPr>
             <w:tcW w:type="dxa" w:w="2000"/>
             <w:shd w:fill="F2F2F2" w:color="auto" w:val="clear"/>
             <w:tcMar>
@@ -19595,26 +19500,26 @@
           <w:p>
             <w:pPr>
               <w:spacing w:after="0" w:line="252"/>
-              <w:jc w:val="left"/>
-            </w:pPr>
-            <w:r>
-              <w:rPr>
-                <w:rFonts w:ascii="Yu Gothic" w:cs="Yu Gothic" w:eastAsia="Yu Gothic" w:hAnsi="Yu Gothic"/>
-                <w:b w:val="false"/>
-                <w:bCs w:val="false"/>
-                <w:i w:val="false"/>
-                <w:iCs w:val="false"/>
-                <w:color w:val="000000"/>
-                <w:sz w:val="18"/>
-                <w:szCs w:val="18"/>
-              </w:rPr>
-              <w:t xml:space="preserve">継続伴走</w:t>
-            </w:r>
-          </w:p>
-        </w:tc>
-        <w:tc>
-          <w:tcPr>
-            <w:tcW w:type="dxa" w:w="1600"/>
+              <w:jc w:val="center"/>
+            </w:pPr>
+            <w:r>
+              <w:rPr>
+                <w:rFonts w:ascii="Yu Gothic" w:cs="Yu Gothic" w:eastAsia="Yu Gothic" w:hAnsi="Yu Gothic"/>
+                <w:b w:val="false"/>
+                <w:bCs w:val="false"/>
+                <w:i w:val="false"/>
+                <w:iCs w:val="false"/>
+                <w:color w:val="000000"/>
+                <w:sz w:val="18"/>
+                <w:szCs w:val="18"/>
+              </w:rPr>
+              <w:t xml:space="preserve">月1回または四半期1回</w:t>
+            </w:r>
+          </w:p>
+        </w:tc>
+        <w:tc>
+          <w:tcPr>
+            <w:tcW w:type="dxa" w:w="4400"/>
             <w:shd w:fill="F2F2F2" w:color="auto" w:val="clear"/>
             <w:tcMar>
               <w:top w:type="dxa" w:w="70"/>
@@ -19627,84 +19532,20 @@
           <w:p>
             <w:pPr>
               <w:spacing w:after="0" w:line="252"/>
-              <w:jc w:val="center"/>
-            </w:pPr>
-            <w:r>
-              <w:rPr>
-                <w:rFonts w:ascii="Yu Gothic" w:cs="Yu Gothic" w:eastAsia="Yu Gothic" w:hAnsi="Yu Gothic"/>
-                <w:b w:val="false"/>
-                <w:bCs w:val="false"/>
-                <w:i w:val="false"/>
-                <w:iCs w:val="false"/>
-                <w:color w:val="000000"/>
-                <w:sz w:val="18"/>
-                <w:szCs w:val="18"/>
-              </w:rPr>
-              <w:t xml:space="preserve">月1回または四半期1回</w:t>
-            </w:r>
-          </w:p>
-        </w:tc>
-        <w:tc>
-          <w:tcPr>
-            <w:tcW w:type="dxa" w:w="2400"/>
-            <w:shd w:fill="F2F2F2" w:color="auto" w:val="clear"/>
-            <w:tcMar>
-              <w:top w:type="dxa" w:w="70"/>
-              <w:left w:type="dxa" w:w="100"/>
-              <w:bottom w:type="dxa" w:w="70"/>
-              <w:right w:type="dxa" w:w="100"/>
-            </w:tcMar>
-            <w:vAlign w:val="center"/>
-          </w:tcPr>
-          <w:p>
-            <w:pPr>
-              <w:spacing w:after="0" w:line="252"/>
-              <w:jc w:val="center"/>
-            </w:pPr>
-            <w:r>
-              <w:rPr>
-                <w:rFonts w:ascii="Yu Gothic" w:cs="Yu Gothic" w:eastAsia="Yu Gothic" w:hAnsi="Yu Gothic"/>
-                <w:b w:val="false"/>
-                <w:bCs w:val="false"/>
-                <w:i w:val="false"/>
-                <w:iCs w:val="false"/>
-                <w:color w:val="000000"/>
-                <w:sz w:val="18"/>
-                <w:szCs w:val="18"/>
-              </w:rPr>
-              <w:t xml:space="preserve">1回あたり3時間程度</w:t>
-            </w:r>
-          </w:p>
-        </w:tc>
-        <w:tc>
-          <w:tcPr>
-            <w:tcW w:type="dxa" w:w="2800"/>
-            <w:shd w:fill="F2F2F2" w:color="auto" w:val="clear"/>
-            <w:tcMar>
-              <w:top w:type="dxa" w:w="70"/>
-              <w:left w:type="dxa" w:w="100"/>
-              <w:bottom w:type="dxa" w:w="70"/>
-              <w:right w:type="dxa" w:w="100"/>
-            </w:tcMar>
-            <w:vAlign w:val="center"/>
-          </w:tcPr>
-          <w:p>
-            <w:pPr>
-              <w:spacing w:after="0" w:line="252"/>
-              <w:jc w:val="left"/>
-            </w:pPr>
-            <w:r>
-              <w:rPr>
-                <w:rFonts w:ascii="Yu Gothic" w:cs="Yu Gothic" w:eastAsia="Yu Gothic" w:hAnsi="Yu Gothic"/>
-                <w:b w:val="false"/>
-                <w:bCs w:val="false"/>
-                <w:i w:val="false"/>
-                <w:iCs w:val="false"/>
-                <w:color w:val="000000"/>
-                <w:sz w:val="18"/>
-                <w:szCs w:val="18"/>
-              </w:rPr>
-              <w:t xml:space="preserve">修了後の定着支援</w:t>
+              <w:jc w:val="left"/>
+            </w:pPr>
+            <w:r>
+              <w:rPr>
+                <w:rFonts w:ascii="Yu Gothic" w:cs="Yu Gothic" w:eastAsia="Yu Gothic" w:hAnsi="Yu Gothic"/>
+                <w:b w:val="false"/>
+                <w:bCs w:val="false"/>
+                <w:i w:val="false"/>
+                <w:iCs w:val="false"/>
+                <w:color w:val="000000"/>
+                <w:sz w:val="18"/>
+                <w:szCs w:val="18"/>
+              </w:rPr>
+              <w:t xml:space="preserve">修了後、定着まで見てほしい</w:t>
             </w:r>
           </w:p>
         </w:tc>
@@ -19714,8 +19555,8 @@
       <w:pPr>
         <w:pBdr>
           <w:top w:val="single" w:color="FFE599" w:sz="2" w:space="4"/>
+          <w:left w:val="single" w:color="C00000" w:sz="18" w:space="6"/>
           <w:bottom w:val="single" w:color="FFE599" w:sz="2" w:space="4"/>
-          <w:left w:val="single" w:color="C00000" w:sz="18" w:space="6"/>
           <w:right w:val="single" w:color="FFE599" w:sz="2" w:space="4"/>
         </w:pBdr>
         <w:shd w:fill="FFF2CC" w:color="auto" w:val="clear"/>
@@ -19733,7 +19574,7 @@
           <w:sz w:val="20"/>
           <w:szCs w:val="20"/>
         </w:rPr>
-        <w:t xml:space="preserve">単価を決めるときの考え方　</w:t>
+        <w:t xml:space="preserve">助成金を使う場合　</w:t>
       </w:r>
       <w:r>
         <w:rPr>
@@ -19746,7 +19587,7 @@
           <w:sz w:val="20"/>
           <w:szCs w:val="20"/>
         </w:rPr>
-        <w:t xml:space="preserve">「120分いくら」で考えると必ず安くなります。受講者が持ち帰るのは、12個の成果物と、講師がいなくても回る社内体制です。効果の側から逆算し、そのうえで助成金（中小企業は経費助成75％）を使えば実質負担が下がることを提案時に示してください。金額の妥当性は、成果物イメージの資料が説明してくれます。</w:t>
+        <w:t xml:space="preserve">人材開発支援助成金（事業展開等リスキリング支援コース）は実訓練時間10時間以上が要件のため、上記はいずれも要件を満たします。適用の可否は個社の状況と最新の制度によって変わりますので、管轄の労働局または社会保険労務士にご確認ください。申請の代行は承っておりません。</w:t>
       </w:r>
     </w:p>
     <w:p>

--- a/docs/AI実装講座_1対1版_カリキュラム設計書.docx
+++ b/docs/AI実装講座_1対1版_カリキュラム設計書.docx
@@ -556,7 +556,7 @@
                 <w:sz w:val="19"/>
                 <w:szCs w:val="19"/>
               </w:rPr>
-              <w:t xml:space="preserve">①自社プロンプト集　②実働するAIツール1つ　③12か月AI化ロードマップ</w:t>
+              <w:t xml:space="preserve">①自社プロンプト集（15本）　②実働するAIツール1つ　⑦12か月AI化ロードマップ</w:t>
             </w:r>
           </w:p>
         </w:tc>
@@ -624,7 +624,7 @@
                 <w:sz w:val="19"/>
                 <w:szCs w:val="19"/>
               </w:rPr>
-              <w:t xml:space="preserve">④つながった自動化フロー　⑤社内ナレッジ検索AI　⑥品質チェックの仕組み　⑦推進体制と3年構想</w:t>
+              <w:t xml:space="preserve">③つながった自動化フロー　④社内ナレッジ検索AI　⑤品質チェックの仕組み　⑥推進体制　⑦3年構想</w:t>
             </w:r>
           </w:p>
         </w:tc>
@@ -3921,7 +3921,7 @@
                 <w:sz w:val="18"/>
                 <w:szCs w:val="18"/>
               </w:rPr>
-              <w:t xml:space="preserve">分析プロンプト＋月次レポート雛形</w:t>
+              <w:t xml:space="preserve">分析プロンプト5本（集計15本）＋月次レポート雛形</w:t>
             </w:r>
           </w:p>
         </w:tc>
@@ -5468,7 +5468,7 @@
           <w:sz w:val="20"/>
           <w:szCs w:val="20"/>
         </w:rPr>
-        <w:t xml:space="preserve">人材開発支援助成金（事業展開等リスキリング支援コース）は実訓練時間10時間以上が要件です。120分×12回＝24時間のため、通しでも基礎編のみでも単独で要件を満たします。2026年8月3日の制度改正により、汎用的な内容や概念理解にとどまる訓練、既存ソフトの操作習得のみの訓練は対象外になりました。本講座は第5回以降で自社専用ツールの構築・体制設計・効果測定まで扱うため、操作習得に留まらない構成であることを計画届で説明できます。計画届は訓練開始の1か月前まで、新類型の利用時は認定経営革新等支援機関の確認が必要です。令和8年度（2026年度）が最終年度の見込みのため、募集前に必ず管轄の労働局へ最新条件を確認してください。</w:t>
+        <w:t xml:space="preserve">人材開発支援助成金（事業展開等リスキリング支援コース）は実訓練時間10時間以上が要件です。120分×12回＝24時間のため、通しでも基礎編のみでも時間要件を満たします。ただし令和8年8月3日の改正で、汎用的な内容や概念理解にとどまる訓練は対象外と明確化され、対象外の例として「生成AIを利用するために汎用的なプロンプトの作り方を学ぶ訓練」が挙げられています。本講座は各回の演習を御社の実業務・実データに限定し、第5回以降は自社専用ツールの構築・体制設計・効果測定まで扱うため、この類型には当たらない構成ですが、その点は計画届の記載で示す必要があります。計画届は訓練開始日の6か月前から1か月前までの間に提出します。制度は令和8年度末までの時限措置です。適用の可否は個社の状況と最新の制度によって変わりますので、管轄の労働局または社会保険労務士にご確認ください。当方は申請の代行は承っておりません。</w:t>
       </w:r>
     </w:p>
     <w:p>
@@ -10177,7 +10177,7 @@
           <w:sz w:val="21"/>
           <w:szCs w:val="21"/>
         </w:rPr>
-        <w:t xml:space="preserve">分析プロンプト＋月次レポート雛形</w:t>
+        <w:t xml:space="preserve">分析プロンプト5本（プロンプト集は計15本に）＋月次レポート雛形</w:t>
       </w:r>
     </w:p>
     <w:p>
@@ -12231,7 +12231,7 @@
           <w:sz w:val="20"/>
           <w:szCs w:val="20"/>
         </w:rPr>
-        <w:t xml:space="preserve">基礎編の成果物3点が揃っていること、特に「実働するAIツールが実際の業務で使われていること」を必ず確認してください。使われていないツールを土台に自動化を積んでも、動かないものが複雑になるだけです。使われていなければ、上級編に進む前に第5回相当をもう一度やり直します。</w:t>
+        <w:t xml:space="preserve">基礎編の成果物（①②⑦）が揃っていること、特に「実働するAIツールが実際の業務で使われていること」を必ず確認してください。使われていないツールを土台に自動化を積んでも、動かないものが複雑になるだけです。使われていなければ、上級編に進む前に第5回相当をもう一度やり直します。</w:t>
       </w:r>
     </w:p>
     <w:p>
@@ -19587,7 +19587,7 @@
           <w:sz w:val="20"/>
           <w:szCs w:val="20"/>
         </w:rPr>
-        <w:t xml:space="preserve">人材開発支援助成金（事業展開等リスキリング支援コース）は実訓練時間10時間以上が要件のため、上記はいずれも要件を満たします。適用の可否は個社の状況と最新の制度によって変わりますので、管轄の労働局または社会保険労務士にご確認ください。申請の代行は承っておりません。</w:t>
+        <w:t xml:space="preserve">人材開発支援助成金（事業展開等リスキリング支援コース）は実訓練時間10時間以上が要件のため、上記はいずれも時間要件を満たします。計画届は訓練開始日の6か月前から1か月前までの間に提出します。制度は令和8年度末までの時限措置のため、開始時期によっては訓練終了が年度をまたぎます。適用の可否は個社の状況と最新の制度によって変わりますので、管轄の労働局または社会保険労務士にご確認ください。申請の代行は承っておりません。</w:t>
       </w:r>
     </w:p>
     <w:p>

--- a/docs/AI実装講座_1対1版_カリキュラム設計書.docx
+++ b/docs/AI実装講座_1対1版_カリキュラム設計書.docx
@@ -6255,6 +6255,45 @@
     </w:p>
     <w:p>
       <w:pPr>
+        <w:pBdr>
+          <w:top w:val="single" w:color="BBD9D6" w:sz="2" w:space="4"/>
+          <w:left w:val="single" w:color="1F6F6B" w:sz="18" w:space="6"/>
+          <w:bottom w:val="single" w:color="BBD9D6" w:sz="2" w:space="4"/>
+          <w:right w:val="single" w:color="BBD9D6" w:sz="2" w:space="4"/>
+        </w:pBdr>
+        <w:shd w:fill="E8F2F1" w:color="auto" w:val="clear"/>
+        <w:spacing w:after="180" w:before="140" w:line="264"/>
+        <w:ind w:left="120" w:right="120"/>
+      </w:pPr>
+      <w:r>
+        <w:rPr>
+          <w:rFonts w:ascii="Yu Gothic" w:cs="Yu Gothic" w:eastAsia="Yu Gothic" w:hAnsi="Yu Gothic"/>
+          <w:b/>
+          <w:bCs/>
+          <w:i w:val="false"/>
+          <w:iCs w:val="false"/>
+          <w:color w:val="1F6F6B"/>
+          <w:sz w:val="20"/>
+          <w:szCs w:val="20"/>
+        </w:rPr>
+        <w:t xml:space="preserve">演習が55分に収まらない回　</w:t>
+      </w:r>
+      <w:r>
+        <w:rPr>
+          <w:rFonts w:ascii="Yu Gothic" w:cs="Yu Gothic" w:eastAsia="Yu Gothic" w:hAnsi="Yu Gothic"/>
+          <w:b w:val="false"/>
+          <w:bCs w:val="false"/>
+          <w:i w:val="false"/>
+          <w:iCs w:val="false"/>
+          <w:color w:val="000000"/>
+          <w:sz w:val="20"/>
+          <w:szCs w:val="20"/>
+        </w:rPr>
+        <w:t xml:space="preserve">第5回・第8回・第10回は65分、第11回は75分かかります。押した分を末尾の「組み込み・宿題・記録」から取らないでください。そこが定着を決めるブロックです。該当回は、組み込み・宿題・記録の20分を先に確保してから演習に入ります。</w:t>
+      </w:r>
+    </w:p>
+    <w:p>
+      <w:pPr>
         <w:pStyle w:val="Heading2"/>
         <w:pBdr>
           <w:bottom w:val="single" w:color="1F3864" w:sz="8" w:space="4"/>
@@ -10325,7 +10364,7 @@
                 <w:sz w:val="19"/>
                 <w:szCs w:val="19"/>
               </w:rPr>
-              <w:t xml:space="preserve">ここまでの成果物を1つのツールに束ね、社員が触れる資産にする。あわせて社内で使わせるためのルールを最小限つくる。</w:t>
+              <w:t xml:space="preserve">ここまでの成果物を1つのツールに束ね、毎日の業務で使える状態にする。あわせて社内で使わせるためのルールを最小限つくる。</w:t>
             </w:r>
           </w:p>
         </w:tc>
@@ -10649,7 +10688,7 @@
                 <w:sz w:val="18"/>
                 <w:szCs w:val="18"/>
               </w:rPr>
-              <w:t xml:space="preserve">「資料にないことは答えない」設定</w:t>
+              <w:t xml:space="preserve">どこに作るか</w:t>
             </w:r>
           </w:p>
         </w:tc>
@@ -10681,7 +10720,7 @@
                 <w:sz w:val="18"/>
                 <w:szCs w:val="18"/>
               </w:rPr>
-              <w:t xml:space="preserve">①添付資料の内容だけから答える ②記載がなければ「資料に記載がありません」と答える ③根拠の資料名を末尾に書く。この3行を受講者に手で打たせる。コピーさせない。</w:t>
+              <w:t xml:space="preserve">本講座はプロジェクト機能で作る（全プランで使える）。GPTs（カスタムGPT）は個人アカウント（Free／Go／Plus／Pro）では新規作成・公開ができず、Business／Enterprise／Edu ワークスペースのみ。社員に配れる形にするには法人プランが要る、という順で説明する。</w:t>
             </w:r>
           </w:p>
         </w:tc>
@@ -10748,7 +10787,7 @@
                 <w:sz w:val="18"/>
                 <w:szCs w:val="18"/>
               </w:rPr>
-              <w:t xml:space="preserve">社員への広げ方</w:t>
+              <w:t xml:space="preserve">「資料にないことは答えない」設定</w:t>
             </w:r>
           </w:p>
         </w:tc>
@@ -10779,7 +10818,7 @@
                 <w:sz w:val="18"/>
                 <w:szCs w:val="18"/>
               </w:rPr>
-              <w:t xml:space="preserve">全社一斉導入はほぼ失敗する。1業務・1名から始め、その人が楽になった事実を社内に見せる。</w:t>
+              <w:t xml:space="preserve">①添付資料の内容だけから答える ②記載がなければ「資料に記載がありません」と答える ③根拠の資料名を末尾に書く。この3行を受講者に手で打たせる。コピーさせない。</w:t>
             </w:r>
           </w:p>
         </w:tc>
@@ -10848,7 +10887,7 @@
                 <w:sz w:val="18"/>
                 <w:szCs w:val="18"/>
               </w:rPr>
-              <w:t xml:space="preserve">AI利用ルール v1</w:t>
+              <w:t xml:space="preserve">社員への広げ方</w:t>
             </w:r>
           </w:p>
         </w:tc>
@@ -10880,7 +10919,7 @@
                 <w:sz w:val="18"/>
                 <w:szCs w:val="18"/>
               </w:rPr>
-              <w:t xml:space="preserve">①使ってよいAI ②入れてはいけない情報 ③出力の確認責任と、外に出してよい業務・だめな業務 ④相談先 ⑤3か月ごとの見直し。5項目以上に増やさない。</w:t>
+              <w:t xml:space="preserve">全社一斉導入はほぼ失敗する。1業務・1名から始め、その人が楽になった事実を社内に見せる。</w:t>
             </w:r>
           </w:p>
         </w:tc>
@@ -10947,6 +10986,106 @@
                 <w:sz w:val="18"/>
                 <w:szCs w:val="18"/>
               </w:rPr>
+              <w:t xml:space="preserve">AI利用ルール v1</w:t>
+            </w:r>
+          </w:p>
+        </w:tc>
+        <w:tc>
+          <w:tcPr>
+            <w:tcW w:type="dxa" w:w="5600"/>
+            <w:tcMar>
+              <w:top w:type="dxa" w:w="70"/>
+              <w:left w:type="dxa" w:w="100"/>
+              <w:bottom w:type="dxa" w:w="70"/>
+              <w:right w:type="dxa" w:w="100"/>
+            </w:tcMar>
+            <w:vAlign w:val="center"/>
+          </w:tcPr>
+          <w:p>
+            <w:pPr>
+              <w:spacing w:after="0" w:line="252"/>
+              <w:jc w:val="left"/>
+            </w:pPr>
+            <w:r>
+              <w:rPr>
+                <w:rFonts w:ascii="Yu Gothic" w:cs="Yu Gothic" w:eastAsia="Yu Gothic" w:hAnsi="Yu Gothic"/>
+                <w:b w:val="false"/>
+                <w:bCs w:val="false"/>
+                <w:i w:val="false"/>
+                <w:iCs w:val="false"/>
+                <w:color w:val="000000"/>
+                <w:sz w:val="18"/>
+                <w:szCs w:val="18"/>
+              </w:rPr>
+              <w:t xml:space="preserve">①入れてよい情報 ②入れてはいけない情報 ③出力の扱い（社外に出すものは送信前に担当者が確認する） ④アカウントと費用 ⑤困ったときの窓口。5項目以上に増やさない。3か月ごとに見直す。</w:t>
+            </w:r>
+          </w:p>
+        </w:tc>
+      </w:tr>
+      <w:tr>
+        <w:trPr>
+          <w:cantSplit/>
+        </w:trPr>
+        <w:tc>
+          <w:tcPr>
+            <w:tcW w:type="dxa" w:w="600"/>
+            <w:shd w:fill="F2F2F2" w:color="auto" w:val="clear"/>
+            <w:tcMar>
+              <w:top w:type="dxa" w:w="70"/>
+              <w:left w:type="dxa" w:w="100"/>
+              <w:bottom w:type="dxa" w:w="70"/>
+              <w:right w:type="dxa" w:w="100"/>
+            </w:tcMar>
+            <w:vAlign w:val="center"/>
+          </w:tcPr>
+          <w:p>
+            <w:pPr>
+              <w:spacing w:after="0" w:line="252"/>
+              <w:jc w:val="center"/>
+            </w:pPr>
+            <w:r>
+              <w:rPr>
+                <w:rFonts w:ascii="Yu Gothic" w:cs="Yu Gothic" w:eastAsia="Yu Gothic" w:hAnsi="Yu Gothic"/>
+                <w:b w:val="false"/>
+                <w:bCs w:val="false"/>
+                <w:i w:val="false"/>
+                <w:iCs w:val="false"/>
+                <w:color w:val="000000"/>
+                <w:sz w:val="18"/>
+                <w:szCs w:val="18"/>
+              </w:rPr>
+              <w:t xml:space="preserve">6</w:t>
+            </w:r>
+          </w:p>
+        </w:tc>
+        <w:tc>
+          <w:tcPr>
+            <w:tcW w:type="dxa" w:w="2600"/>
+            <w:shd w:fill="F2F2F2" w:color="auto" w:val="clear"/>
+            <w:tcMar>
+              <w:top w:type="dxa" w:w="70"/>
+              <w:left w:type="dxa" w:w="100"/>
+              <w:bottom w:type="dxa" w:w="70"/>
+              <w:right w:type="dxa" w:w="100"/>
+            </w:tcMar>
+            <w:vAlign w:val="center"/>
+          </w:tcPr>
+          <w:p>
+            <w:pPr>
+              <w:spacing w:after="0" w:line="252"/>
+              <w:jc w:val="left"/>
+            </w:pPr>
+            <w:r>
+              <w:rPr>
+                <w:rFonts w:ascii="Yu Gothic" w:cs="Yu Gothic" w:eastAsia="Yu Gothic" w:hAnsi="Yu Gothic"/>
+                <w:b w:val="false"/>
+                <w:bCs w:val="false"/>
+                <w:i w:val="false"/>
+                <w:iCs w:val="false"/>
+                <w:color w:val="000000"/>
+                <w:sz w:val="18"/>
+                <w:szCs w:val="18"/>
+              </w:rPr>
               <w:t xml:space="preserve">コストの考え方</w:t>
             </w:r>
           </w:p>
@@ -10954,6 +11093,7 @@
         <w:tc>
           <w:tcPr>
             <w:tcW w:type="dxa" w:w="5600"/>
+            <w:shd w:fill="F2F2F2" w:color="auto" w:val="clear"/>
             <w:tcMar>
               <w:top w:type="dxa" w:w="70"/>
               <w:left w:type="dxa" w:w="100"/>
@@ -11018,7 +11158,7 @@
           <w:sz w:val="22"/>
           <w:szCs w:val="22"/>
         </w:rPr>
-        <w:t xml:space="preserve">■ 一緒に手を動かす（55分）</w:t>
+        <w:t xml:space="preserve">■ 一緒に手を動かす（65分）</w:t>
       </w:r>
     </w:p>
     <w:p>
@@ -14020,7 +14160,7 @@
           <w:sz w:val="22"/>
           <w:szCs w:val="22"/>
         </w:rPr>
-        <w:t xml:space="preserve">■ 一緒に手を動かす（55分）</w:t>
+        <w:t xml:space="preserve">■ 一緒に手を動かす（65分）</w:t>
       </w:r>
     </w:p>
     <w:p>
@@ -15994,7 +16134,7 @@
           <w:sz w:val="22"/>
           <w:szCs w:val="22"/>
         </w:rPr>
-        <w:t xml:space="preserve">■ 一緒に手を動かす（55分）</w:t>
+        <w:t xml:space="preserve">■ 一緒に手を動かす（65分）</w:t>
       </w:r>
     </w:p>
     <w:p>
@@ -16981,7 +17121,7 @@
           <w:sz w:val="22"/>
           <w:szCs w:val="22"/>
         </w:rPr>
-        <w:t xml:space="preserve">■ 一緒に手を動かす（55分）</w:t>
+        <w:t xml:space="preserve">■ 一緒に手を動かす（75分）</w:t>
       </w:r>
     </w:p>
     <w:p>

--- a/docs/AI実装講座_1対1版_カリキュラム設計書.docx
+++ b/docs/AI実装講座_1対1版_カリキュラム設計書.docx
@@ -3160,7 +3160,7 @@
                 <w:sz w:val="18"/>
                 <w:szCs w:val="18"/>
               </w:rPr>
-              <w:t xml:space="preserve">非同期の質問窓口を必ず用意する（メール・チャット等）。返信の目安時間を明示する。1対1では、詰まったまま2週間放置されると講座そのものが止まる。</w:t>
+              <w:t xml:space="preserve">質問窓口はメール1本。返信の目安は平日24時間以内（土日祝を挟む場合は翌営業日）。1対1では、詰まったまま2週間放置されると講座そのものが止まる。</w:t>
             </w:r>
           </w:p>
         </w:tc>
@@ -15165,7 +15165,7 @@
           <w:sz w:val="20"/>
           <w:szCs w:val="20"/>
         </w:rPr>
-        <w:t xml:space="preserve">自社の多工程業務を1つ選び、工程図を書く。各工程について「AIに任せる／人が確認する／人がやる」を仕分け、確認ポイントを明記した設計書を作る。実際に流して、わざと壊してみる。</w:t>
+        <w:t xml:space="preserve">自社の多工程業務を1つ選び、①工程図を描く（AIに任せる／人が確認する／人がやるに仕分ける）②工程ごとに会話を分けて通しで流す ③入力を1つ欠けさせてわざと壊す ④壊れ方を見たうえで、いちばん上流に確認ポイントを置き直す。この順で進める。</w:t>
       </w:r>
     </w:p>
     <w:p>
@@ -18994,7 +18994,7 @@
           <w:sz w:val="21"/>
           <w:szCs w:val="21"/>
         </w:rPr>
-        <w:t xml:space="preserve">講師が受け取った受講者の資料は、講座終了後に削除する期限を決めて書面に残す。</w:t>
+        <w:t xml:space="preserve">録画は講師が保管し、保存期間は修了後6か月。期間経過後に削除する。</w:t>
       </w:r>
     </w:p>
     <w:p>
@@ -19017,29 +19017,7 @@
           <w:sz w:val="21"/>
           <w:szCs w:val="21"/>
         </w:rPr>
-        <w:t xml:space="preserve">講師側で他社事例として使う場合は、必ず匿名化し、本人の了解を取る。了解は修了時に、数値の公開範囲まで書面で取る。</w:t>
-      </w:r>
-    </w:p>
-    <w:p>
-      <w:pPr>
-        <w:pStyle w:val="Heading2"/>
-        <w:pBdr>
-          <w:bottom w:val="single" w:color="1F3864" w:sz="8" w:space="4"/>
-        </w:pBdr>
-        <w:spacing w:after="140" w:before="280"/>
-      </w:pPr>
-      <w:r>
-        <w:rPr>
-          <w:rFonts w:ascii="Yu Gothic" w:cs="Yu Gothic" w:eastAsia="Yu Gothic" w:hAnsi="Yu Gothic"/>
-          <w:b/>
-          <w:bCs/>
-          <w:i w:val="false"/>
-          <w:iCs w:val="false"/>
-          <w:color w:val="1F3864"/>
-          <w:sz w:val="24"/>
-          <w:szCs w:val="24"/>
-        </w:rPr>
-        <w:t xml:space="preserve">6-3　フォローアップ</w:t>
+        <w:t xml:space="preserve">講師が受け取った受講者の資料は、修了後1か月以内に削除し、削除した旨をメールで通知する。</w:t>
       </w:r>
     </w:p>
     <w:p>
@@ -19062,7 +19040,160 @@
           <w:sz w:val="21"/>
           <w:szCs w:val="21"/>
         </w:rPr>
-        <w:t xml:space="preserve">回と回の間に非同期の質問窓口を置く。返信の目安時間を明示する（例：平日24時間以内）。</w:t>
+        <w:t xml:space="preserve">講師が知り得た情報の守秘義務は、修了後3年間。</w:t>
+      </w:r>
+    </w:p>
+    <w:p>
+      <w:pPr>
+        <w:pStyle w:val="ListParagraph"/>
+        <w:numPr>
+          <w:ilvl w:val="0"/>
+          <w:numId w:val="1"/>
+        </w:numPr>
+        <w:spacing w:after="60" w:line="264"/>
+      </w:pPr>
+      <w:r>
+        <w:rPr>
+          <w:rFonts w:ascii="Yu Gothic" w:cs="Yu Gothic" w:eastAsia="Yu Gothic" w:hAnsi="Yu Gothic"/>
+          <w:b w:val="false"/>
+          <w:bCs w:val="false"/>
+          <w:i w:val="false"/>
+          <w:iCs w:val="false"/>
+          <w:color w:val="000000"/>
+          <w:sz w:val="21"/>
+          <w:szCs w:val="21"/>
+        </w:rPr>
+        <w:t xml:space="preserve">生成物の権利は受講者に帰属する。講師が提供した記入前のテンプレート・教材の著作権は講師に留保し、受講企業の社内利用に限り許諾する。</w:t>
+      </w:r>
+    </w:p>
+    <w:p>
+      <w:pPr>
+        <w:pStyle w:val="ListParagraph"/>
+        <w:numPr>
+          <w:ilvl w:val="0"/>
+          <w:numId w:val="1"/>
+        </w:numPr>
+        <w:spacing w:after="60" w:line="264"/>
+      </w:pPr>
+      <w:r>
+        <w:rPr>
+          <w:rFonts w:ascii="Yu Gothic" w:cs="Yu Gothic" w:eastAsia="Yu Gothic" w:hAnsi="Yu Gothic"/>
+          <w:b w:val="false"/>
+          <w:bCs w:val="false"/>
+          <w:i w:val="false"/>
+          <w:iCs w:val="false"/>
+          <w:color w:val="000000"/>
+          <w:sz w:val="21"/>
+          <w:szCs w:val="21"/>
+        </w:rPr>
+        <w:t xml:space="preserve">講師側で他社事例として使う場合は、必ず匿名化し、本人の了解を取る。了解は修了時に、数値の公開範囲まで書面で取る。</w:t>
+      </w:r>
+    </w:p>
+    <w:p>
+      <w:pPr>
+        <w:pBdr>
+          <w:top w:val="single" w:color="BBD9D6" w:sz="2" w:space="4"/>
+          <w:left w:val="single" w:color="1F6F6B" w:sz="18" w:space="6"/>
+          <w:bottom w:val="single" w:color="BBD9D6" w:sz="2" w:space="4"/>
+          <w:right w:val="single" w:color="BBD9D6" w:sz="2" w:space="4"/>
+        </w:pBdr>
+        <w:shd w:fill="E8F2F1" w:color="auto" w:val="clear"/>
+        <w:spacing w:after="180" w:before="140" w:line="264"/>
+        <w:ind w:left="120" w:right="120"/>
+      </w:pPr>
+      <w:r>
+        <w:rPr>
+          <w:rFonts w:ascii="Yu Gothic" w:cs="Yu Gothic" w:eastAsia="Yu Gothic" w:hAnsi="Yu Gothic"/>
+          <w:b/>
+          <w:bCs/>
+          <w:i w:val="false"/>
+          <w:iCs w:val="false"/>
+          <w:color w:val="1F6F6B"/>
+          <w:sz w:val="20"/>
+          <w:szCs w:val="20"/>
+        </w:rPr>
+        <w:t xml:space="preserve">書面化について　</w:t>
+      </w:r>
+      <w:r>
+        <w:rPr>
+          <w:rFonts w:ascii="Yu Gothic" w:cs="Yu Gothic" w:eastAsia="Yu Gothic" w:hAnsi="Yu Gothic"/>
+          <w:b w:val="false"/>
+          <w:bCs w:val="false"/>
+          <w:i w:val="false"/>
+          <w:iCs w:val="false"/>
+          <w:color w:val="000000"/>
+          <w:sz w:val="20"/>
+          <w:szCs w:val="20"/>
+        </w:rPr>
+        <w:t xml:space="preserve">上記は別冊「業務委託・秘密保持・録画の取扱い 覚書（ひな形）」の要点です。契約時に取り交わします。ひな形は論点を落とさないための下敷きであり、そのまま使える契約書ではありません。弁護士の確認を受けたものをお渡しします。</w:t>
+      </w:r>
+    </w:p>
+    <w:p>
+      <w:pPr>
+        <w:pStyle w:val="Heading2"/>
+        <w:pBdr>
+          <w:bottom w:val="single" w:color="1F3864" w:sz="8" w:space="4"/>
+        </w:pBdr>
+        <w:spacing w:after="140" w:before="280"/>
+      </w:pPr>
+      <w:r>
+        <w:rPr>
+          <w:rFonts w:ascii="Yu Gothic" w:cs="Yu Gothic" w:eastAsia="Yu Gothic" w:hAnsi="Yu Gothic"/>
+          <w:b/>
+          <w:bCs/>
+          <w:i w:val="false"/>
+          <w:iCs w:val="false"/>
+          <w:color w:val="1F3864"/>
+          <w:sz w:val="24"/>
+          <w:szCs w:val="24"/>
+        </w:rPr>
+        <w:t xml:space="preserve">6-3　フォローアップ</w:t>
+      </w:r>
+    </w:p>
+    <w:p>
+      <w:pPr>
+        <w:pStyle w:val="ListParagraph"/>
+        <w:numPr>
+          <w:ilvl w:val="0"/>
+          <w:numId w:val="1"/>
+        </w:numPr>
+        <w:spacing w:after="60" w:line="264"/>
+      </w:pPr>
+      <w:r>
+        <w:rPr>
+          <w:rFonts w:ascii="Yu Gothic" w:cs="Yu Gothic" w:eastAsia="Yu Gothic" w:hAnsi="Yu Gothic"/>
+          <w:b w:val="false"/>
+          <w:bCs w:val="false"/>
+          <w:i w:val="false"/>
+          <w:iCs w:val="false"/>
+          <w:color w:val="000000"/>
+          <w:sz w:val="21"/>
+          <w:szCs w:val="21"/>
+        </w:rPr>
+        <w:t xml:space="preserve">回と回の間の質問窓口はメール1本。返信の目安は平日24時間以内（土日祝を挟む場合は翌営業日）。</w:t>
+      </w:r>
+    </w:p>
+    <w:p>
+      <w:pPr>
+        <w:pStyle w:val="ListParagraph"/>
+        <w:numPr>
+          <w:ilvl w:val="0"/>
+          <w:numId w:val="1"/>
+        </w:numPr>
+        <w:spacing w:after="60" w:line="264"/>
+      </w:pPr>
+      <w:r>
+        <w:rPr>
+          <w:rFonts w:ascii="Yu Gothic" w:cs="Yu Gothic" w:eastAsia="Yu Gothic" w:hAnsi="Yu Gothic"/>
+          <w:b w:val="false"/>
+          <w:bCs w:val="false"/>
+          <w:i w:val="false"/>
+          <w:iCs w:val="false"/>
+          <w:color w:val="000000"/>
+          <w:sz w:val="21"/>
+          <w:szCs w:val="21"/>
+        </w:rPr>
+        <w:t xml:space="preserve">講座で扱った範囲を超える相談（新規ツールの選定、業務そのものの代行）は、この窓口の対象外とする。</w:t>
       </w:r>
     </w:p>
     <w:p>

--- a/docs/AI実装講座_1対1版_カリキュラム設計書.docx
+++ b/docs/AI実装講座_1対1版_カリキュラム設計書.docx
@@ -18628,7 +18628,7 @@
                 <w:sz w:val="18"/>
                 <w:szCs w:val="18"/>
               </w:rPr>
-              <w:t xml:space="preserve">1対1の最大の利点なので、遠慮なく調整する。12回という枠と成果物の順序は変えず、回の中の深さで調整する。速い場合は第3回と第4回を1回に統合し、空いた1回分を第9回・第10回に回す。</w:t>
+              <w:t xml:space="preserve">1対1の最大の利点なので、遠慮なく調整する。12回という枠と成果物の順序は変えず、回の中の深さで調整する。速い場合でも回数は動かさない（日程を第1回で確定させるため）。各回の中身を棚卸しに置き換えて深さで調整する。</w:t>
             </w:r>
           </w:p>
         </w:tc>
